--- a/Documentation/Requirements Engineering/Requirements Process Guide.docx
+++ b/Documentation/Requirements Engineering/Requirements Process Guide.docx
@@ -68,22 +68,20 @@
     </w:p>
     <w:sdt>
       <w:sdtPr>
+        <w:rPr>
+          <w:rFonts w:ascii="Times New Roman" w:eastAsiaTheme="minorEastAsia" w:hAnsi="Times New Roman" w:cs="Times New Roman"/>
+          <w:i/>
+          <w:iCs/>
+          <w:color w:val="auto"/>
+          <w:sz w:val="24"/>
+          <w:szCs w:val="24"/>
+        </w:rPr>
         <w:id w:val="-1687667820"/>
         <w:docPartObj>
           <w:docPartGallery w:val="Table of Contents"/>
           <w:docPartUnique/>
         </w:docPartObj>
       </w:sdtPr>
-      <w:sdtEndPr>
-        <w:rPr>
-          <w:rFonts w:ascii="Times New Roman" w:eastAsiaTheme="minorEastAsia" w:hAnsi="Times New Roman" w:cs="Times New Roman"/>
-          <w:i/>
-          <w:iCs/>
-          <w:color w:val="auto"/>
-          <w:sz w:val="24"/>
-          <w:szCs w:val="24"/>
-        </w:rPr>
-      </w:sdtEndPr>
       <w:sdtContent>
         <w:p>
           <w:pPr>
@@ -173,10 +171,7 @@
             <w:ptab w:relativeTo="margin" w:alignment="right" w:leader="dot"/>
           </w:r>
           <w:r>
-            <w:t>2</w:t>
-          </w:r>
-          <w:r>
-            <w:t>-3</w:t>
+            <w:t>2-3</w:t>
           </w:r>
         </w:p>
         <w:p>
@@ -2315,13 +2310,7 @@
         <w:rPr>
           <w:rFonts w:ascii="Times New Roman" w:hAnsi="Times New Roman" w:cs="Times New Roman"/>
         </w:rPr>
-        <w:t>The manager shall use the system</w:t>
-      </w:r>
-      <w:r>
-        <w:rPr>
-          <w:rFonts w:ascii="Times New Roman" w:hAnsi="Times New Roman" w:cs="Times New Roman"/>
-        </w:rPr>
-        <w:t xml:space="preserve"> </w:t>
+        <w:t xml:space="preserve">The manager shall use the system </w:t>
       </w:r>
       <w:r>
         <w:rPr>
@@ -2966,19 +2955,7 @@
         <w:rPr>
           <w:rFonts w:ascii="Times New Roman" w:hAnsi="Times New Roman" w:cs="Times New Roman"/>
         </w:rPr>
-        <w:t xml:space="preserve"> “</w:t>
-      </w:r>
-      <w:r>
-        <w:rPr>
-          <w:rFonts w:ascii="Times New Roman" w:hAnsi="Times New Roman" w:cs="Times New Roman"/>
-        </w:rPr>
-        <w:t>The manager shall use the system to view inventory and order supplies</w:t>
-      </w:r>
-      <w:r>
-        <w:rPr>
-          <w:rFonts w:ascii="Times New Roman" w:hAnsi="Times New Roman" w:cs="Times New Roman"/>
-        </w:rPr>
-        <w:t>.”</w:t>
+        <w:t xml:space="preserve"> “The manager shall use the system to view inventory and order supplies.”</w:t>
       </w:r>
     </w:p>
     <w:p>
@@ -3006,31 +2983,7 @@
         <w:rPr>
           <w:rFonts w:ascii="Times New Roman" w:hAnsi="Times New Roman" w:cs="Times New Roman"/>
         </w:rPr>
-        <w:t xml:space="preserve"> “</w:t>
-      </w:r>
-      <w:r>
-        <w:rPr>
-          <w:rFonts w:ascii="Times New Roman" w:hAnsi="Times New Roman" w:cs="Times New Roman"/>
-        </w:rPr>
-        <w:t xml:space="preserve">The manager shall use the system to set minimum amounts for </w:t>
-      </w:r>
-      <w:r>
-        <w:rPr>
-          <w:rFonts w:ascii="Times New Roman" w:hAnsi="Times New Roman" w:cs="Times New Roman"/>
-        </w:rPr>
-        <w:t>i</w:t>
-      </w:r>
-      <w:r>
-        <w:rPr>
-          <w:rFonts w:ascii="Times New Roman" w:hAnsi="Times New Roman" w:cs="Times New Roman"/>
-        </w:rPr>
-        <w:t>nventory items and shall receive notifications when the amount is reached</w:t>
-      </w:r>
-      <w:r>
-        <w:rPr>
-          <w:rFonts w:ascii="Times New Roman" w:hAnsi="Times New Roman" w:cs="Times New Roman"/>
-        </w:rPr>
-        <w:t>.”</w:t>
+        <w:t xml:space="preserve"> “The manager shall use the system to set minimum amounts for inventory items and shall receive notifications when the amount is reached.”</w:t>
       </w:r>
     </w:p>
     <w:p>
@@ -3058,19 +3011,7 @@
         <w:rPr>
           <w:rFonts w:ascii="Times New Roman" w:hAnsi="Times New Roman" w:cs="Times New Roman"/>
         </w:rPr>
-        <w:t xml:space="preserve"> “</w:t>
-      </w:r>
-      <w:r>
-        <w:rPr>
-          <w:rFonts w:ascii="Times New Roman" w:hAnsi="Times New Roman" w:cs="Times New Roman"/>
-        </w:rPr>
-        <w:t>The manager shall use the system to update menu items and prices</w:t>
-      </w:r>
-      <w:r>
-        <w:rPr>
-          <w:rFonts w:ascii="Times New Roman" w:hAnsi="Times New Roman" w:cs="Times New Roman"/>
-        </w:rPr>
-        <w:t>.”</w:t>
+        <w:t xml:space="preserve"> “The manager shall use the system to update menu items and prices.”</w:t>
       </w:r>
     </w:p>
     <w:p>
@@ -3098,19 +3039,7 @@
         <w:rPr>
           <w:rFonts w:ascii="Times New Roman" w:hAnsi="Times New Roman" w:cs="Times New Roman"/>
         </w:rPr>
-        <w:t xml:space="preserve"> “</w:t>
-      </w:r>
-      <w:r>
-        <w:rPr>
-          <w:rFonts w:ascii="Times New Roman" w:hAnsi="Times New Roman" w:cs="Times New Roman"/>
-        </w:rPr>
-        <w:t>The system shall collect and store data for customer turnaround time</w:t>
-      </w:r>
-      <w:r>
-        <w:rPr>
-          <w:rFonts w:ascii="Times New Roman" w:hAnsi="Times New Roman" w:cs="Times New Roman"/>
-        </w:rPr>
-        <w:t>.”</w:t>
+        <w:t xml:space="preserve"> “The system shall collect and store data for customer turnaround time.”</w:t>
       </w:r>
     </w:p>
     <w:p>
@@ -3139,13 +3068,398 @@
         <w:rPr>
           <w:rFonts w:ascii="Times New Roman" w:hAnsi="Times New Roman" w:cs="Times New Roman"/>
         </w:rPr>
+        <w:t xml:space="preserve"> “The system shall collect and store data for food preparation time.”</w:t>
+      </w:r>
+    </w:p>
+    <w:p>
+      <w:pPr>
+        <w:pStyle w:val="ListParagraph"/>
+        <w:numPr>
+          <w:ilvl w:val="0"/>
+          <w:numId w:val="4"/>
+        </w:numPr>
+        <w:spacing w:line="360" w:lineRule="auto"/>
+        <w:ind w:left="1800"/>
+        <w:rPr>
+          <w:rFonts w:ascii="Times New Roman" w:hAnsi="Times New Roman" w:cs="Times New Roman"/>
+        </w:rPr>
+      </w:pPr>
+      <w:proofErr w:type="gramStart"/>
+      <w:r>
+        <w:rPr>
+          <w:rFonts w:ascii="Times New Roman" w:hAnsi="Times New Roman" w:cs="Times New Roman"/>
+        </w:rPr>
+        <w:t>R.D.3 :</w:t>
+      </w:r>
+      <w:proofErr w:type="gramEnd"/>
+      <w:r>
+        <w:rPr>
+          <w:rFonts w:ascii="Times New Roman" w:hAnsi="Times New Roman" w:cs="Times New Roman"/>
+        </w:rPr>
+        <w:t xml:space="preserve"> “The system shall collect data for menu item purchases and calculate and store the top 3 most popular items.”</w:t>
+      </w:r>
+    </w:p>
+    <w:p>
+      <w:pPr>
+        <w:spacing w:line="360" w:lineRule="auto"/>
+        <w:ind w:left="1080"/>
+        <w:rPr>
+          <w:rFonts w:ascii="Times New Roman" w:hAnsi="Times New Roman" w:cs="Times New Roman"/>
+        </w:rPr>
+      </w:pPr>
+    </w:p>
+    <w:p>
+      <w:pPr>
+        <w:pStyle w:val="ListParagraph"/>
+        <w:numPr>
+          <w:ilvl w:val="0"/>
+          <w:numId w:val="4"/>
+        </w:numPr>
+        <w:spacing w:line="360" w:lineRule="auto"/>
+        <w:ind w:left="1800"/>
+        <w:rPr>
+          <w:rFonts w:ascii="Times New Roman" w:hAnsi="Times New Roman" w:cs="Times New Roman"/>
+        </w:rPr>
+      </w:pPr>
+      <w:r>
+        <w:rPr>
+          <w:rFonts w:ascii="Times New Roman" w:hAnsi="Times New Roman" w:cs="Times New Roman"/>
+        </w:rPr>
+        <w:t>SS.</w:t>
+      </w:r>
+      <w:proofErr w:type="gramStart"/>
+      <w:r>
+        <w:rPr>
+          <w:rFonts w:ascii="Times New Roman" w:hAnsi="Times New Roman" w:cs="Times New Roman"/>
+        </w:rPr>
+        <w:t>1 :</w:t>
+      </w:r>
+      <w:proofErr w:type="gramEnd"/>
+      <w:r>
+        <w:rPr>
+          <w:rFonts w:ascii="Times New Roman" w:hAnsi="Times New Roman" w:cs="Times New Roman"/>
+        </w:rPr>
+        <w:t xml:space="preserve"> “Staff shall clock in and clock out via the system.”</w:t>
+      </w:r>
+    </w:p>
+    <w:p>
+      <w:pPr>
+        <w:pStyle w:val="ListParagraph"/>
+        <w:numPr>
+          <w:ilvl w:val="0"/>
+          <w:numId w:val="4"/>
+        </w:numPr>
+        <w:spacing w:line="360" w:lineRule="auto"/>
+        <w:ind w:left="1800"/>
+        <w:rPr>
+          <w:rFonts w:ascii="Times New Roman" w:hAnsi="Times New Roman" w:cs="Times New Roman"/>
+        </w:rPr>
+      </w:pPr>
+      <w:r>
+        <w:rPr>
+          <w:rFonts w:ascii="Times New Roman" w:hAnsi="Times New Roman" w:cs="Times New Roman"/>
+        </w:rPr>
+        <w:t>SS.</w:t>
+      </w:r>
+      <w:proofErr w:type="gramStart"/>
+      <w:r>
+        <w:rPr>
+          <w:rFonts w:ascii="Times New Roman" w:hAnsi="Times New Roman" w:cs="Times New Roman"/>
+        </w:rPr>
+        <w:t>2 :</w:t>
+      </w:r>
+      <w:proofErr w:type="gramEnd"/>
+      <w:r>
+        <w:rPr>
+          <w:rFonts w:ascii="Times New Roman" w:hAnsi="Times New Roman" w:cs="Times New Roman"/>
+        </w:rPr>
+        <w:t xml:space="preserve"> “The manager shall use the system to create, update, and delete staff profiles.”</w:t>
+      </w:r>
+    </w:p>
+    <w:p>
+      <w:pPr>
+        <w:pStyle w:val="ListParagraph"/>
+        <w:numPr>
+          <w:ilvl w:val="0"/>
+          <w:numId w:val="4"/>
+        </w:numPr>
+        <w:spacing w:line="360" w:lineRule="auto"/>
+        <w:ind w:left="1800"/>
+        <w:rPr>
+          <w:rFonts w:ascii="Times New Roman" w:hAnsi="Times New Roman" w:cs="Times New Roman"/>
+        </w:rPr>
+      </w:pPr>
+      <w:r>
+        <w:rPr>
+          <w:rFonts w:ascii="Times New Roman" w:hAnsi="Times New Roman" w:cs="Times New Roman"/>
+        </w:rPr>
+        <w:t>SS.</w:t>
+      </w:r>
+      <w:proofErr w:type="gramStart"/>
+      <w:r>
+        <w:rPr>
+          <w:rFonts w:ascii="Times New Roman" w:hAnsi="Times New Roman" w:cs="Times New Roman"/>
+        </w:rPr>
+        <w:t>3 :</w:t>
+      </w:r>
+      <w:proofErr w:type="gramEnd"/>
+      <w:r>
+        <w:rPr>
+          <w:rFonts w:ascii="Times New Roman" w:hAnsi="Times New Roman" w:cs="Times New Roman"/>
+        </w:rPr>
+        <w:t xml:space="preserve"> “The manager shall use the system to assign shifts.”</w:t>
+      </w:r>
+    </w:p>
+    <w:p>
+      <w:pPr>
+        <w:pStyle w:val="ListParagraph"/>
+        <w:numPr>
+          <w:ilvl w:val="0"/>
+          <w:numId w:val="4"/>
+        </w:numPr>
+        <w:spacing w:line="360" w:lineRule="auto"/>
+        <w:ind w:left="1800"/>
+        <w:rPr>
+          <w:rFonts w:ascii="Times New Roman" w:hAnsi="Times New Roman" w:cs="Times New Roman"/>
+        </w:rPr>
+      </w:pPr>
+      <w:r>
+        <w:rPr>
+          <w:rFonts w:ascii="Times New Roman" w:hAnsi="Times New Roman" w:cs="Times New Roman"/>
+        </w:rPr>
+        <w:t>SS.</w:t>
+      </w:r>
+      <w:proofErr w:type="gramStart"/>
+      <w:r>
+        <w:rPr>
+          <w:rFonts w:ascii="Times New Roman" w:hAnsi="Times New Roman" w:cs="Times New Roman"/>
+        </w:rPr>
+        <w:t>4 :</w:t>
+      </w:r>
+      <w:proofErr w:type="gramEnd"/>
+      <w:r>
+        <w:rPr>
+          <w:rFonts w:ascii="Times New Roman" w:hAnsi="Times New Roman" w:cs="Times New Roman"/>
+        </w:rPr>
+        <w:t xml:space="preserve"> “The manager shall use the system to assign tables to waiters.”</w:t>
+      </w:r>
+    </w:p>
+    <w:p>
+      <w:pPr>
+        <w:pStyle w:val="ListParagraph"/>
+        <w:numPr>
+          <w:ilvl w:val="0"/>
+          <w:numId w:val="4"/>
+        </w:numPr>
+        <w:spacing w:line="360" w:lineRule="auto"/>
+        <w:ind w:left="1800"/>
+        <w:rPr>
+          <w:rFonts w:ascii="Times New Roman" w:hAnsi="Times New Roman" w:cs="Times New Roman"/>
+        </w:rPr>
+      </w:pPr>
+      <w:r>
+        <w:rPr>
+          <w:rFonts w:ascii="Times New Roman" w:hAnsi="Times New Roman" w:cs="Times New Roman"/>
+        </w:rPr>
+        <w:t>SS.Sa.</w:t>
+      </w:r>
+      <w:proofErr w:type="gramStart"/>
+      <w:r>
+        <w:rPr>
+          <w:rFonts w:ascii="Times New Roman" w:hAnsi="Times New Roman" w:cs="Times New Roman"/>
+        </w:rPr>
+        <w:t>1 :</w:t>
+      </w:r>
+      <w:proofErr w:type="gramEnd"/>
+      <w:r>
+        <w:rPr>
+          <w:rFonts w:ascii="Times New Roman" w:hAnsi="Times New Roman" w:cs="Times New Roman"/>
+        </w:rPr>
+        <w:t xml:space="preserve"> “Each staff member shall have a 6</w:t>
+      </w:r>
+      <w:r>
+        <w:rPr>
+          <w:rFonts w:ascii="Times New Roman" w:hAnsi="Times New Roman" w:cs="Times New Roman"/>
+        </w:rPr>
+        <w:t>-</w:t>
+      </w:r>
+      <w:r>
+        <w:rPr>
+          <w:rFonts w:ascii="Times New Roman" w:hAnsi="Times New Roman" w:cs="Times New Roman"/>
+        </w:rPr>
+        <w:t>character</w:t>
+      </w:r>
+      <w:r>
+        <w:rPr>
+          <w:rFonts w:ascii="Times New Roman" w:hAnsi="Times New Roman" w:cs="Times New Roman"/>
+        </w:rPr>
+        <w:t>,</w:t>
+      </w:r>
+      <w:r>
+        <w:rPr>
+          <w:rFonts w:ascii="Times New Roman" w:hAnsi="Times New Roman" w:cs="Times New Roman"/>
+        </w:rPr>
+        <w:t xml:space="preserve"> alphanumeric username.”</w:t>
+      </w:r>
+    </w:p>
+    <w:p>
+      <w:pPr>
+        <w:pStyle w:val="ListParagraph"/>
+        <w:numPr>
+          <w:ilvl w:val="0"/>
+          <w:numId w:val="4"/>
+        </w:numPr>
+        <w:spacing w:line="360" w:lineRule="auto"/>
+        <w:ind w:left="1800"/>
+        <w:rPr>
+          <w:rFonts w:ascii="Times New Roman" w:hAnsi="Times New Roman" w:cs="Times New Roman"/>
+        </w:rPr>
+      </w:pPr>
+      <w:r>
+        <w:rPr>
+          <w:rFonts w:ascii="Times New Roman" w:hAnsi="Times New Roman" w:cs="Times New Roman"/>
+        </w:rPr>
+        <w:t>SS.Sa.</w:t>
+      </w:r>
+      <w:proofErr w:type="gramStart"/>
+      <w:r>
+        <w:rPr>
+          <w:rFonts w:ascii="Times New Roman" w:hAnsi="Times New Roman" w:cs="Times New Roman"/>
+        </w:rPr>
+        <w:t>2 :</w:t>
+      </w:r>
+      <w:proofErr w:type="gramEnd"/>
+      <w:r>
+        <w:rPr>
+          <w:rFonts w:ascii="Times New Roman" w:hAnsi="Times New Roman" w:cs="Times New Roman"/>
+        </w:rPr>
+        <w:t xml:space="preserve"> “Staff shall first sign up to the </w:t>
+      </w:r>
+      <w:r>
+        <w:rPr>
+          <w:rFonts w:ascii="Times New Roman" w:hAnsi="Times New Roman" w:cs="Times New Roman"/>
+        </w:rPr>
+        <w:t>system</w:t>
+      </w:r>
+      <w:r>
+        <w:rPr>
+          <w:rFonts w:ascii="Times New Roman" w:hAnsi="Times New Roman" w:cs="Times New Roman"/>
+        </w:rPr>
+        <w:t xml:space="preserve"> (using assigned username and creating a password).”</w:t>
+      </w:r>
+    </w:p>
+    <w:p>
+      <w:pPr>
+        <w:pStyle w:val="ListParagraph"/>
+        <w:numPr>
+          <w:ilvl w:val="0"/>
+          <w:numId w:val="4"/>
+        </w:numPr>
+        <w:spacing w:line="360" w:lineRule="auto"/>
+        <w:ind w:left="1800"/>
+        <w:rPr>
+          <w:rFonts w:ascii="Times New Roman" w:hAnsi="Times New Roman" w:cs="Times New Roman"/>
+        </w:rPr>
+      </w:pPr>
+      <w:r>
+        <w:rPr>
+          <w:rFonts w:ascii="Times New Roman" w:hAnsi="Times New Roman" w:cs="Times New Roman"/>
+        </w:rPr>
+        <w:t>SS.Sa.</w:t>
+      </w:r>
+      <w:proofErr w:type="gramStart"/>
+      <w:r>
+        <w:rPr>
+          <w:rFonts w:ascii="Times New Roman" w:hAnsi="Times New Roman" w:cs="Times New Roman"/>
+        </w:rPr>
+        <w:t>3 :</w:t>
+      </w:r>
+      <w:proofErr w:type="gramEnd"/>
+      <w:r>
+        <w:rPr>
+          <w:rFonts w:ascii="Times New Roman" w:hAnsi="Times New Roman" w:cs="Times New Roman"/>
+        </w:rPr>
+        <w:t xml:space="preserve"> “Staff shall log in via a login screen.”</w:t>
+      </w:r>
+    </w:p>
+    <w:p>
+      <w:pPr>
+        <w:pStyle w:val="ListParagraph"/>
+        <w:numPr>
+          <w:ilvl w:val="0"/>
+          <w:numId w:val="4"/>
+        </w:numPr>
+        <w:spacing w:line="360" w:lineRule="auto"/>
+        <w:ind w:left="1800"/>
+        <w:rPr>
+          <w:rFonts w:ascii="Times New Roman" w:hAnsi="Times New Roman" w:cs="Times New Roman"/>
+        </w:rPr>
+      </w:pPr>
+      <w:r>
+        <w:rPr>
+          <w:rFonts w:ascii="Times New Roman" w:hAnsi="Times New Roman" w:cs="Times New Roman"/>
+        </w:rPr>
+        <w:t>SS.D.</w:t>
+      </w:r>
+      <w:proofErr w:type="gramStart"/>
+      <w:r>
+        <w:rPr>
+          <w:rFonts w:ascii="Times New Roman" w:hAnsi="Times New Roman" w:cs="Times New Roman"/>
+        </w:rPr>
+        <w:t>1 :</w:t>
+      </w:r>
+      <w:proofErr w:type="gramEnd"/>
+      <w:r>
+        <w:rPr>
+          <w:rFonts w:ascii="Times New Roman" w:hAnsi="Times New Roman" w:cs="Times New Roman"/>
+        </w:rPr>
+        <w:t xml:space="preserve"> “The system shall collect data of staff shift durations and calculate each staff member's earned wage</w:t>
+      </w:r>
+      <w:r>
+        <w:rPr>
+          <w:rFonts w:ascii="Times New Roman" w:hAnsi="Times New Roman" w:cs="Times New Roman"/>
+        </w:rPr>
+        <w:t>.”</w:t>
+      </w:r>
+    </w:p>
+    <w:p>
+      <w:pPr>
+        <w:pStyle w:val="ListParagraph"/>
+        <w:numPr>
+          <w:ilvl w:val="0"/>
+          <w:numId w:val="4"/>
+        </w:numPr>
+        <w:spacing w:line="360" w:lineRule="auto"/>
+        <w:ind w:left="1800"/>
+        <w:rPr>
+          <w:rFonts w:ascii="Times New Roman" w:hAnsi="Times New Roman" w:cs="Times New Roman"/>
+        </w:rPr>
+      </w:pPr>
+      <w:r>
+        <w:rPr>
+          <w:rFonts w:ascii="Times New Roman" w:hAnsi="Times New Roman" w:cs="Times New Roman"/>
+        </w:rPr>
+        <w:t>SS.D.</w:t>
+      </w:r>
+      <w:proofErr w:type="gramStart"/>
+      <w:r>
+        <w:rPr>
+          <w:rFonts w:ascii="Times New Roman" w:hAnsi="Times New Roman" w:cs="Times New Roman"/>
+        </w:rPr>
+        <w:t>2 :</w:t>
+      </w:r>
+      <w:proofErr w:type="gramEnd"/>
+      <w:r>
+        <w:rPr>
+          <w:rFonts w:ascii="Times New Roman" w:hAnsi="Times New Roman" w:cs="Times New Roman"/>
+        </w:rPr>
         <w:t xml:space="preserve"> “</w:t>
       </w:r>
       <w:r>
         <w:rPr>
           <w:rFonts w:ascii="Times New Roman" w:hAnsi="Times New Roman" w:cs="Times New Roman"/>
         </w:rPr>
-        <w:t>The system shall collect and store data for food preparation time</w:t>
+        <w:t>The system shall collect and store data of the duration of staff’s breaks</w:t>
       </w:r>
       <w:r>
         <w:rPr>
@@ -3156,6 +3470,15 @@
     </w:p>
     <w:p>
       <w:pPr>
+        <w:spacing w:line="360" w:lineRule="auto"/>
+        <w:ind w:left="1080"/>
+        <w:rPr>
+          <w:rFonts w:ascii="Times New Roman" w:hAnsi="Times New Roman" w:cs="Times New Roman"/>
+        </w:rPr>
+      </w:pPr>
+    </w:p>
+    <w:p>
+      <w:pPr>
         <w:pStyle w:val="ListParagraph"/>
         <w:numPr>
           <w:ilvl w:val="0"/>
@@ -3172,20 +3495,48 @@
         <w:rPr>
           <w:rFonts w:ascii="Times New Roman" w:hAnsi="Times New Roman" w:cs="Times New Roman"/>
         </w:rPr>
-        <w:t>R.D.3 :</w:t>
+        <w:t>T.1 :</w:t>
       </w:r>
       <w:proofErr w:type="gramEnd"/>
       <w:r>
         <w:rPr>
           <w:rFonts w:ascii="Times New Roman" w:hAnsi="Times New Roman" w:cs="Times New Roman"/>
         </w:rPr>
-        <w:t xml:space="preserve"> </w:t>
-      </w:r>
-      <w:r>
-        <w:rPr>
-          <w:rFonts w:ascii="Times New Roman" w:hAnsi="Times New Roman" w:cs="Times New Roman"/>
-        </w:rPr>
-        <w:t>“The system shall collect data for menu item purchases and calculate and store the top 3 most popular items.”</w:t>
+        <w:t xml:space="preserve"> “Busboys shall manage tables with the ability to change their status from dirty (red) to ready (green).</w:t>
+      </w:r>
+      <w:r>
+        <w:rPr>
+          <w:rFonts w:ascii="Times New Roman" w:hAnsi="Times New Roman" w:cs="Times New Roman"/>
+        </w:rPr>
+        <w:t>”</w:t>
+      </w:r>
+    </w:p>
+    <w:p>
+      <w:pPr>
+        <w:pStyle w:val="ListParagraph"/>
+        <w:numPr>
+          <w:ilvl w:val="0"/>
+          <w:numId w:val="4"/>
+        </w:numPr>
+        <w:spacing w:line="360" w:lineRule="auto"/>
+        <w:ind w:left="1800"/>
+        <w:rPr>
+          <w:rFonts w:ascii="Times New Roman" w:hAnsi="Times New Roman" w:cs="Times New Roman"/>
+        </w:rPr>
+      </w:pPr>
+      <w:proofErr w:type="gramStart"/>
+      <w:r>
+        <w:rPr>
+          <w:rFonts w:ascii="Times New Roman" w:hAnsi="Times New Roman" w:cs="Times New Roman"/>
+        </w:rPr>
+        <w:t>T.2 :</w:t>
+      </w:r>
+      <w:proofErr w:type="gramEnd"/>
+      <w:r>
+        <w:rPr>
+          <w:rFonts w:ascii="Times New Roman" w:hAnsi="Times New Roman" w:cs="Times New Roman"/>
+        </w:rPr>
+        <w:t xml:space="preserve"> “Waiters shall manage tables with the ability to change their status from ready (green) to occupied (yellow), and from occupied to dirty (red).”</w:t>
       </w:r>
     </w:p>
     <w:p>
@@ -3214,7 +3565,7 @@
         <w:rPr>
           <w:rFonts w:ascii="Times New Roman" w:hAnsi="Times New Roman" w:cs="Times New Roman"/>
         </w:rPr>
-        <w:t>SS.</w:t>
+        <w:t>OP.</w:t>
       </w:r>
       <w:proofErr w:type="gramStart"/>
       <w:r>
@@ -3228,19 +3579,7 @@
         <w:rPr>
           <w:rFonts w:ascii="Times New Roman" w:hAnsi="Times New Roman" w:cs="Times New Roman"/>
         </w:rPr>
-        <w:t xml:space="preserve"> “</w:t>
-      </w:r>
-      <w:r>
-        <w:rPr>
-          <w:rFonts w:ascii="Times New Roman" w:hAnsi="Times New Roman" w:cs="Times New Roman"/>
-        </w:rPr>
-        <w:t>Staff shall clock in and clock out via the system</w:t>
-      </w:r>
-      <w:r>
-        <w:rPr>
-          <w:rFonts w:ascii="Times New Roman" w:hAnsi="Times New Roman" w:cs="Times New Roman"/>
-        </w:rPr>
-        <w:t>.”</w:t>
+        <w:t xml:space="preserve"> “Waiters shall use the system to take customer orders which, when completed, can be viewed by cooks.”</w:t>
       </w:r>
     </w:p>
     <w:p>
@@ -3260,7 +3599,7 @@
         <w:rPr>
           <w:rFonts w:ascii="Times New Roman" w:hAnsi="Times New Roman" w:cs="Times New Roman"/>
         </w:rPr>
-        <w:t>SS.</w:t>
+        <w:t>OP.</w:t>
       </w:r>
       <w:proofErr w:type="gramStart"/>
       <w:r>
@@ -3274,19 +3613,7 @@
         <w:rPr>
           <w:rFonts w:ascii="Times New Roman" w:hAnsi="Times New Roman" w:cs="Times New Roman"/>
         </w:rPr>
-        <w:t xml:space="preserve"> “</w:t>
-      </w:r>
-      <w:r>
-        <w:rPr>
-          <w:rFonts w:ascii="Times New Roman" w:hAnsi="Times New Roman" w:cs="Times New Roman"/>
-        </w:rPr>
-        <w:t>The manager shall use the system to create, update, and delete staff profiles</w:t>
-      </w:r>
-      <w:r>
-        <w:rPr>
-          <w:rFonts w:ascii="Times New Roman" w:hAnsi="Times New Roman" w:cs="Times New Roman"/>
-        </w:rPr>
-        <w:t>.”</w:t>
+        <w:t xml:space="preserve"> “Waiters shall use the system to take cash or card payments.”</w:t>
       </w:r>
     </w:p>
     <w:p>
@@ -3306,7 +3633,7 @@
         <w:rPr>
           <w:rFonts w:ascii="Times New Roman" w:hAnsi="Times New Roman" w:cs="Times New Roman"/>
         </w:rPr>
-        <w:t>SS.</w:t>
+        <w:t>OP.</w:t>
       </w:r>
       <w:proofErr w:type="gramStart"/>
       <w:r>
@@ -3320,549 +3647,21 @@
         <w:rPr>
           <w:rFonts w:ascii="Times New Roman" w:hAnsi="Times New Roman" w:cs="Times New Roman"/>
         </w:rPr>
-        <w:t xml:space="preserve"> “</w:t>
-      </w:r>
-      <w:r>
-        <w:rPr>
-          <w:rFonts w:ascii="Times New Roman" w:hAnsi="Times New Roman" w:cs="Times New Roman"/>
-        </w:rPr>
-        <w:t>The manager shall use the system to assign shifts</w:t>
-      </w:r>
-      <w:r>
-        <w:rPr>
-          <w:rFonts w:ascii="Times New Roman" w:hAnsi="Times New Roman" w:cs="Times New Roman"/>
-        </w:rPr>
-        <w:t>.”</w:t>
-      </w:r>
-    </w:p>
-    <w:p>
-      <w:pPr>
-        <w:pStyle w:val="ListParagraph"/>
-        <w:numPr>
-          <w:ilvl w:val="0"/>
-          <w:numId w:val="4"/>
-        </w:numPr>
-        <w:spacing w:line="360" w:lineRule="auto"/>
-        <w:ind w:left="1800"/>
-        <w:rPr>
-          <w:rFonts w:ascii="Times New Roman" w:hAnsi="Times New Roman" w:cs="Times New Roman"/>
-        </w:rPr>
-      </w:pPr>
-      <w:r>
-        <w:rPr>
-          <w:rFonts w:ascii="Times New Roman" w:hAnsi="Times New Roman" w:cs="Times New Roman"/>
-        </w:rPr>
-        <w:t>SS.</w:t>
+        <w:t xml:space="preserve"> “Waiters shall use the system to request refunds, on behalf of customers; </w:t>
       </w:r>
       <w:proofErr w:type="gramStart"/>
       <w:r>
         <w:rPr>
           <w:rFonts w:ascii="Times New Roman" w:hAnsi="Times New Roman" w:cs="Times New Roman"/>
         </w:rPr>
-        <w:t>4 :</w:t>
+        <w:t>these request</w:t>
       </w:r>
       <w:proofErr w:type="gramEnd"/>
       <w:r>
         <w:rPr>
           <w:rFonts w:ascii="Times New Roman" w:hAnsi="Times New Roman" w:cs="Times New Roman"/>
         </w:rPr>
-        <w:t xml:space="preserve"> “</w:t>
-      </w:r>
-      <w:r>
-        <w:rPr>
-          <w:rFonts w:ascii="Times New Roman" w:hAnsi="Times New Roman" w:cs="Times New Roman"/>
-        </w:rPr>
-        <w:t>The manager shall use the system to assign tables to waiters</w:t>
-      </w:r>
-      <w:r>
-        <w:rPr>
-          <w:rFonts w:ascii="Times New Roman" w:hAnsi="Times New Roman" w:cs="Times New Roman"/>
-        </w:rPr>
-        <w:t>.”</w:t>
-      </w:r>
-    </w:p>
-    <w:p>
-      <w:pPr>
-        <w:pStyle w:val="ListParagraph"/>
-        <w:numPr>
-          <w:ilvl w:val="0"/>
-          <w:numId w:val="4"/>
-        </w:numPr>
-        <w:spacing w:line="360" w:lineRule="auto"/>
-        <w:ind w:left="1800"/>
-        <w:rPr>
-          <w:rFonts w:ascii="Times New Roman" w:hAnsi="Times New Roman" w:cs="Times New Roman"/>
-        </w:rPr>
-      </w:pPr>
-      <w:r>
-        <w:rPr>
-          <w:rFonts w:ascii="Times New Roman" w:hAnsi="Times New Roman" w:cs="Times New Roman"/>
-        </w:rPr>
-        <w:t>SS.Sa.</w:t>
-      </w:r>
-      <w:proofErr w:type="gramStart"/>
-      <w:r>
-        <w:rPr>
-          <w:rFonts w:ascii="Times New Roman" w:hAnsi="Times New Roman" w:cs="Times New Roman"/>
-        </w:rPr>
-        <w:t>1 :</w:t>
-      </w:r>
-      <w:proofErr w:type="gramEnd"/>
-      <w:r>
-        <w:rPr>
-          <w:rFonts w:ascii="Times New Roman" w:hAnsi="Times New Roman" w:cs="Times New Roman"/>
-        </w:rPr>
-        <w:t xml:space="preserve"> “</w:t>
-      </w:r>
-      <w:r>
-        <w:rPr>
-          <w:rFonts w:ascii="Times New Roman" w:hAnsi="Times New Roman" w:cs="Times New Roman"/>
-        </w:rPr>
-        <w:t xml:space="preserve">Each staff member shall have a </w:t>
-      </w:r>
-      <w:proofErr w:type="gramStart"/>
-      <w:r>
-        <w:rPr>
-          <w:rFonts w:ascii="Times New Roman" w:hAnsi="Times New Roman" w:cs="Times New Roman"/>
-        </w:rPr>
-        <w:t>6 character</w:t>
-      </w:r>
-      <w:proofErr w:type="gramEnd"/>
-      <w:r>
-        <w:rPr>
-          <w:rFonts w:ascii="Times New Roman" w:hAnsi="Times New Roman" w:cs="Times New Roman"/>
-        </w:rPr>
-        <w:t xml:space="preserve"> alphanumeric username</w:t>
-      </w:r>
-      <w:r>
-        <w:rPr>
-          <w:rFonts w:ascii="Times New Roman" w:hAnsi="Times New Roman" w:cs="Times New Roman"/>
-        </w:rPr>
-        <w:t>.”</w:t>
-      </w:r>
-    </w:p>
-    <w:p>
-      <w:pPr>
-        <w:pStyle w:val="ListParagraph"/>
-        <w:numPr>
-          <w:ilvl w:val="0"/>
-          <w:numId w:val="4"/>
-        </w:numPr>
-        <w:spacing w:line="360" w:lineRule="auto"/>
-        <w:ind w:left="1800"/>
-        <w:rPr>
-          <w:rFonts w:ascii="Times New Roman" w:hAnsi="Times New Roman" w:cs="Times New Roman"/>
-        </w:rPr>
-      </w:pPr>
-      <w:r>
-        <w:rPr>
-          <w:rFonts w:ascii="Times New Roman" w:hAnsi="Times New Roman" w:cs="Times New Roman"/>
-        </w:rPr>
-        <w:t>SS.Sa.</w:t>
-      </w:r>
-      <w:proofErr w:type="gramStart"/>
-      <w:r>
-        <w:rPr>
-          <w:rFonts w:ascii="Times New Roman" w:hAnsi="Times New Roman" w:cs="Times New Roman"/>
-        </w:rPr>
-        <w:t>2 :</w:t>
-      </w:r>
-      <w:proofErr w:type="gramEnd"/>
-      <w:r>
-        <w:rPr>
-          <w:rFonts w:ascii="Times New Roman" w:hAnsi="Times New Roman" w:cs="Times New Roman"/>
-        </w:rPr>
-        <w:t xml:space="preserve"> “</w:t>
-      </w:r>
-      <w:r>
-        <w:rPr>
-          <w:rFonts w:ascii="Times New Roman" w:hAnsi="Times New Roman" w:cs="Times New Roman"/>
-        </w:rPr>
-        <w:t>Staff shall first sign up to the website (using assigned username and creating a password)</w:t>
-      </w:r>
-      <w:r>
-        <w:rPr>
-          <w:rFonts w:ascii="Times New Roman" w:hAnsi="Times New Roman" w:cs="Times New Roman"/>
-        </w:rPr>
-        <w:t>.”</w:t>
-      </w:r>
-    </w:p>
-    <w:p>
-      <w:pPr>
-        <w:pStyle w:val="ListParagraph"/>
-        <w:numPr>
-          <w:ilvl w:val="0"/>
-          <w:numId w:val="4"/>
-        </w:numPr>
-        <w:spacing w:line="360" w:lineRule="auto"/>
-        <w:ind w:left="1800"/>
-        <w:rPr>
-          <w:rFonts w:ascii="Times New Roman" w:hAnsi="Times New Roman" w:cs="Times New Roman"/>
-        </w:rPr>
-      </w:pPr>
-      <w:r>
-        <w:rPr>
-          <w:rFonts w:ascii="Times New Roman" w:hAnsi="Times New Roman" w:cs="Times New Roman"/>
-        </w:rPr>
-        <w:t>SS.Sa.</w:t>
-      </w:r>
-      <w:proofErr w:type="gramStart"/>
-      <w:r>
-        <w:rPr>
-          <w:rFonts w:ascii="Times New Roman" w:hAnsi="Times New Roman" w:cs="Times New Roman"/>
-        </w:rPr>
-        <w:t>3 :</w:t>
-      </w:r>
-      <w:proofErr w:type="gramEnd"/>
-      <w:r>
-        <w:rPr>
-          <w:rFonts w:ascii="Times New Roman" w:hAnsi="Times New Roman" w:cs="Times New Roman"/>
-        </w:rPr>
-        <w:t xml:space="preserve"> “</w:t>
-      </w:r>
-      <w:r>
-        <w:rPr>
-          <w:rFonts w:ascii="Times New Roman" w:hAnsi="Times New Roman" w:cs="Times New Roman"/>
-        </w:rPr>
-        <w:t>Staff shall log in via a login screen</w:t>
-      </w:r>
-      <w:r>
-        <w:rPr>
-          <w:rFonts w:ascii="Times New Roman" w:hAnsi="Times New Roman" w:cs="Times New Roman"/>
-        </w:rPr>
-        <w:t>.”</w:t>
-      </w:r>
-    </w:p>
-    <w:p>
-      <w:pPr>
-        <w:pStyle w:val="ListParagraph"/>
-        <w:numPr>
-          <w:ilvl w:val="0"/>
-          <w:numId w:val="4"/>
-        </w:numPr>
-        <w:spacing w:line="360" w:lineRule="auto"/>
-        <w:ind w:left="1800"/>
-        <w:rPr>
-          <w:rFonts w:ascii="Times New Roman" w:hAnsi="Times New Roman" w:cs="Times New Roman"/>
-        </w:rPr>
-      </w:pPr>
-      <w:r>
-        <w:rPr>
-          <w:rFonts w:ascii="Times New Roman" w:hAnsi="Times New Roman" w:cs="Times New Roman"/>
-        </w:rPr>
-        <w:t>SS.D.</w:t>
-      </w:r>
-      <w:proofErr w:type="gramStart"/>
-      <w:r>
-        <w:rPr>
-          <w:rFonts w:ascii="Times New Roman" w:hAnsi="Times New Roman" w:cs="Times New Roman"/>
-        </w:rPr>
-        <w:t>1 :</w:t>
-      </w:r>
-      <w:proofErr w:type="gramEnd"/>
-      <w:r>
-        <w:rPr>
-          <w:rFonts w:ascii="Times New Roman" w:hAnsi="Times New Roman" w:cs="Times New Roman"/>
-        </w:rPr>
-        <w:t xml:space="preserve"> “</w:t>
-      </w:r>
-      <w:r>
-        <w:rPr>
-          <w:rFonts w:ascii="Times New Roman" w:hAnsi="Times New Roman" w:cs="Times New Roman"/>
-        </w:rPr>
-        <w:t>The system shall collect data of staff shift durations and calculate each staff member's earned wage</w:t>
-      </w:r>
-      <w:r>
-        <w:rPr>
-          <w:rFonts w:ascii="Times New Roman" w:hAnsi="Times New Roman" w:cs="Times New Roman"/>
-        </w:rPr>
-        <w:t>.”</w:t>
-      </w:r>
-    </w:p>
-    <w:p>
-      <w:pPr>
-        <w:pStyle w:val="ListParagraph"/>
-        <w:numPr>
-          <w:ilvl w:val="0"/>
-          <w:numId w:val="4"/>
-        </w:numPr>
-        <w:spacing w:line="360" w:lineRule="auto"/>
-        <w:ind w:left="1800"/>
-        <w:rPr>
-          <w:rFonts w:ascii="Times New Roman" w:hAnsi="Times New Roman" w:cs="Times New Roman"/>
-        </w:rPr>
-      </w:pPr>
-      <w:r>
-        <w:rPr>
-          <w:rFonts w:ascii="Times New Roman" w:hAnsi="Times New Roman" w:cs="Times New Roman"/>
-        </w:rPr>
-        <w:t>SS.D.</w:t>
-      </w:r>
-      <w:proofErr w:type="gramStart"/>
-      <w:r>
-        <w:rPr>
-          <w:rFonts w:ascii="Times New Roman" w:hAnsi="Times New Roman" w:cs="Times New Roman"/>
-        </w:rPr>
-        <w:t>2 :</w:t>
-      </w:r>
-      <w:proofErr w:type="gramEnd"/>
-      <w:r>
-        <w:rPr>
-          <w:rFonts w:ascii="Times New Roman" w:hAnsi="Times New Roman" w:cs="Times New Roman"/>
-        </w:rPr>
-        <w:t xml:space="preserve"> “</w:t>
-      </w:r>
-      <w:r>
-        <w:rPr>
-          <w:rFonts w:ascii="Times New Roman" w:hAnsi="Times New Roman" w:cs="Times New Roman"/>
-        </w:rPr>
-        <w:t>The system shall collect and store data of the duration of staff’s breaks</w:t>
-      </w:r>
-      <w:r>
-        <w:rPr>
-          <w:rFonts w:ascii="Times New Roman" w:hAnsi="Times New Roman" w:cs="Times New Roman"/>
-        </w:rPr>
-        <w:t>.”</w:t>
-      </w:r>
-    </w:p>
-    <w:p>
-      <w:pPr>
-        <w:spacing w:line="360" w:lineRule="auto"/>
-        <w:ind w:left="1080"/>
-        <w:rPr>
-          <w:rFonts w:ascii="Times New Roman" w:hAnsi="Times New Roman" w:cs="Times New Roman"/>
-        </w:rPr>
-      </w:pPr>
-    </w:p>
-    <w:p>
-      <w:pPr>
-        <w:pStyle w:val="ListParagraph"/>
-        <w:numPr>
-          <w:ilvl w:val="0"/>
-          <w:numId w:val="4"/>
-        </w:numPr>
-        <w:spacing w:line="360" w:lineRule="auto"/>
-        <w:ind w:left="1800"/>
-        <w:rPr>
-          <w:rFonts w:ascii="Times New Roman" w:hAnsi="Times New Roman" w:cs="Times New Roman"/>
-        </w:rPr>
-      </w:pPr>
-      <w:proofErr w:type="gramStart"/>
-      <w:r>
-        <w:rPr>
-          <w:rFonts w:ascii="Times New Roman" w:hAnsi="Times New Roman" w:cs="Times New Roman"/>
-        </w:rPr>
-        <w:t>T.1 :</w:t>
-      </w:r>
-      <w:proofErr w:type="gramEnd"/>
-      <w:r>
-        <w:rPr>
-          <w:rFonts w:ascii="Times New Roman" w:hAnsi="Times New Roman" w:cs="Times New Roman"/>
-        </w:rPr>
-        <w:t xml:space="preserve"> “Busboys shall manage tables with the ability to change their status from dirty (red) to ready (green</w:t>
-      </w:r>
-      <w:proofErr w:type="gramStart"/>
-      <w:r>
-        <w:rPr>
-          <w:rFonts w:ascii="Times New Roman" w:hAnsi="Times New Roman" w:cs="Times New Roman"/>
-        </w:rPr>
-        <w:t>).</w:t>
-      </w:r>
-      <w:r>
-        <w:rPr>
-          <w:rFonts w:ascii="Times New Roman" w:hAnsi="Times New Roman" w:cs="Times New Roman"/>
-        </w:rPr>
-        <w:t>“</w:t>
-      </w:r>
-      <w:proofErr w:type="gramEnd"/>
-    </w:p>
-    <w:p>
-      <w:pPr>
-        <w:pStyle w:val="ListParagraph"/>
-        <w:numPr>
-          <w:ilvl w:val="0"/>
-          <w:numId w:val="4"/>
-        </w:numPr>
-        <w:spacing w:line="360" w:lineRule="auto"/>
-        <w:ind w:left="1800"/>
-        <w:rPr>
-          <w:rFonts w:ascii="Times New Roman" w:hAnsi="Times New Roman" w:cs="Times New Roman"/>
-        </w:rPr>
-      </w:pPr>
-      <w:proofErr w:type="gramStart"/>
-      <w:r>
-        <w:rPr>
-          <w:rFonts w:ascii="Times New Roman" w:hAnsi="Times New Roman" w:cs="Times New Roman"/>
-        </w:rPr>
-        <w:t>T.2 :</w:t>
-      </w:r>
-      <w:proofErr w:type="gramEnd"/>
-      <w:r>
-        <w:rPr>
-          <w:rFonts w:ascii="Times New Roman" w:hAnsi="Times New Roman" w:cs="Times New Roman"/>
-        </w:rPr>
-        <w:t xml:space="preserve"> “Waiters shall manage tables with the ability to change their status from ready (green) to occupied (yellow), and from occupied to dirty (red).”</w:t>
-      </w:r>
-    </w:p>
-    <w:p>
-      <w:pPr>
-        <w:spacing w:line="360" w:lineRule="auto"/>
-        <w:ind w:left="1080"/>
-        <w:rPr>
-          <w:rFonts w:ascii="Times New Roman" w:hAnsi="Times New Roman" w:cs="Times New Roman"/>
-        </w:rPr>
-      </w:pPr>
-    </w:p>
-    <w:p>
-      <w:pPr>
-        <w:pStyle w:val="ListParagraph"/>
-        <w:numPr>
-          <w:ilvl w:val="0"/>
-          <w:numId w:val="4"/>
-        </w:numPr>
-        <w:spacing w:line="360" w:lineRule="auto"/>
-        <w:ind w:left="1800"/>
-        <w:rPr>
-          <w:rFonts w:ascii="Times New Roman" w:hAnsi="Times New Roman" w:cs="Times New Roman"/>
-        </w:rPr>
-      </w:pPr>
-      <w:r>
-        <w:rPr>
-          <w:rFonts w:ascii="Times New Roman" w:hAnsi="Times New Roman" w:cs="Times New Roman"/>
-        </w:rPr>
-        <w:t>OP.</w:t>
-      </w:r>
-      <w:proofErr w:type="gramStart"/>
-      <w:r>
-        <w:rPr>
-          <w:rFonts w:ascii="Times New Roman" w:hAnsi="Times New Roman" w:cs="Times New Roman"/>
-        </w:rPr>
-        <w:t>1 :</w:t>
-      </w:r>
-      <w:proofErr w:type="gramEnd"/>
-      <w:r>
-        <w:rPr>
-          <w:rFonts w:ascii="Times New Roman" w:hAnsi="Times New Roman" w:cs="Times New Roman"/>
-        </w:rPr>
-        <w:t xml:space="preserve"> “</w:t>
-      </w:r>
-      <w:r>
-        <w:rPr>
-          <w:rFonts w:ascii="Times New Roman" w:hAnsi="Times New Roman" w:cs="Times New Roman"/>
-        </w:rPr>
-        <w:t>Waiters shall use the system to take customer orders which, when completed, can be viewed by cooks</w:t>
-      </w:r>
-      <w:r>
-        <w:rPr>
-          <w:rFonts w:ascii="Times New Roman" w:hAnsi="Times New Roman" w:cs="Times New Roman"/>
-        </w:rPr>
-        <w:t>.”</w:t>
-      </w:r>
-    </w:p>
-    <w:p>
-      <w:pPr>
-        <w:pStyle w:val="ListParagraph"/>
-        <w:numPr>
-          <w:ilvl w:val="0"/>
-          <w:numId w:val="4"/>
-        </w:numPr>
-        <w:spacing w:line="360" w:lineRule="auto"/>
-        <w:ind w:left="1800"/>
-        <w:rPr>
-          <w:rFonts w:ascii="Times New Roman" w:hAnsi="Times New Roman" w:cs="Times New Roman"/>
-        </w:rPr>
-      </w:pPr>
-      <w:r>
-        <w:rPr>
-          <w:rFonts w:ascii="Times New Roman" w:hAnsi="Times New Roman" w:cs="Times New Roman"/>
-        </w:rPr>
-        <w:t>OP.</w:t>
-      </w:r>
-      <w:proofErr w:type="gramStart"/>
-      <w:r>
-        <w:rPr>
-          <w:rFonts w:ascii="Times New Roman" w:hAnsi="Times New Roman" w:cs="Times New Roman"/>
-        </w:rPr>
-        <w:t>2 :</w:t>
-      </w:r>
-      <w:proofErr w:type="gramEnd"/>
-      <w:r>
-        <w:rPr>
-          <w:rFonts w:ascii="Times New Roman" w:hAnsi="Times New Roman" w:cs="Times New Roman"/>
-        </w:rPr>
-        <w:t xml:space="preserve"> “</w:t>
-      </w:r>
-      <w:r>
-        <w:rPr>
-          <w:rFonts w:ascii="Times New Roman" w:hAnsi="Times New Roman" w:cs="Times New Roman"/>
-        </w:rPr>
-        <w:t>Waiters shall use the system to take cash or card payments</w:t>
-      </w:r>
-      <w:r>
-        <w:rPr>
-          <w:rFonts w:ascii="Times New Roman" w:hAnsi="Times New Roman" w:cs="Times New Roman"/>
-        </w:rPr>
-        <w:t>.”</w:t>
-      </w:r>
-    </w:p>
-    <w:p>
-      <w:pPr>
-        <w:pStyle w:val="ListParagraph"/>
-        <w:numPr>
-          <w:ilvl w:val="0"/>
-          <w:numId w:val="4"/>
-        </w:numPr>
-        <w:spacing w:line="360" w:lineRule="auto"/>
-        <w:ind w:left="1800"/>
-        <w:rPr>
-          <w:rFonts w:ascii="Times New Roman" w:hAnsi="Times New Roman" w:cs="Times New Roman"/>
-        </w:rPr>
-      </w:pPr>
-      <w:r>
-        <w:rPr>
-          <w:rFonts w:ascii="Times New Roman" w:hAnsi="Times New Roman" w:cs="Times New Roman"/>
-        </w:rPr>
-        <w:t>OP.</w:t>
-      </w:r>
-      <w:proofErr w:type="gramStart"/>
-      <w:r>
-        <w:rPr>
-          <w:rFonts w:ascii="Times New Roman" w:hAnsi="Times New Roman" w:cs="Times New Roman"/>
-        </w:rPr>
-        <w:t>3 :</w:t>
-      </w:r>
-      <w:proofErr w:type="gramEnd"/>
-      <w:r>
-        <w:rPr>
-          <w:rFonts w:ascii="Times New Roman" w:hAnsi="Times New Roman" w:cs="Times New Roman"/>
-        </w:rPr>
-        <w:t xml:space="preserve"> “</w:t>
-      </w:r>
-      <w:r>
-        <w:rPr>
-          <w:rFonts w:ascii="Times New Roman" w:hAnsi="Times New Roman" w:cs="Times New Roman"/>
-        </w:rPr>
-        <w:t xml:space="preserve">Waiters shall use the system to request refunds, on behalf of customers; </w:t>
-      </w:r>
-      <w:proofErr w:type="gramStart"/>
-      <w:r>
-        <w:rPr>
-          <w:rFonts w:ascii="Times New Roman" w:hAnsi="Times New Roman" w:cs="Times New Roman"/>
-        </w:rPr>
-        <w:t>these request</w:t>
-      </w:r>
-      <w:proofErr w:type="gramEnd"/>
-      <w:r>
-        <w:rPr>
-          <w:rFonts w:ascii="Times New Roman" w:hAnsi="Times New Roman" w:cs="Times New Roman"/>
-        </w:rPr>
-        <w:t xml:space="preserve"> are sent to the manager to deny or permit</w:t>
-      </w:r>
-      <w:r>
-        <w:rPr>
-          <w:rFonts w:ascii="Times New Roman" w:hAnsi="Times New Roman" w:cs="Times New Roman"/>
-        </w:rPr>
-        <w:t>.”</w:t>
+        <w:t xml:space="preserve"> are sent to the manager to deny or permit.”</w:t>
       </w:r>
     </w:p>
     <w:p>
@@ -3897,212 +3696,164 @@
         <w:rPr>
           <w:rFonts w:ascii="Times New Roman" w:hAnsi="Times New Roman" w:cs="Times New Roman"/>
         </w:rPr>
+        <w:t xml:space="preserve"> “Cooks shall view submitted orders </w:t>
+      </w:r>
+      <w:proofErr w:type="gramStart"/>
+      <w:r>
+        <w:rPr>
+          <w:rFonts w:ascii="Times New Roman" w:hAnsi="Times New Roman" w:cs="Times New Roman"/>
+        </w:rPr>
+        <w:t>and,</w:t>
+      </w:r>
+      <w:proofErr w:type="gramEnd"/>
+      <w:r>
+        <w:rPr>
+          <w:rFonts w:ascii="Times New Roman" w:hAnsi="Times New Roman" w:cs="Times New Roman"/>
+        </w:rPr>
+        <w:t xml:space="preserve"> once completed, clear the order and notify the appropriate waiter of the available item.”</w:t>
+      </w:r>
+    </w:p>
+    <w:p>
+      <w:pPr>
+        <w:pStyle w:val="ListParagraph"/>
+        <w:numPr>
+          <w:ilvl w:val="0"/>
+          <w:numId w:val="4"/>
+        </w:numPr>
+        <w:spacing w:line="360" w:lineRule="auto"/>
+        <w:ind w:left="1800"/>
+        <w:rPr>
+          <w:rFonts w:ascii="Times New Roman" w:hAnsi="Times New Roman" w:cs="Times New Roman"/>
+        </w:rPr>
+      </w:pPr>
+      <w:r>
+        <w:rPr>
+          <w:rFonts w:ascii="Times New Roman" w:hAnsi="Times New Roman" w:cs="Times New Roman"/>
+        </w:rPr>
+        <w:t>OP.D.</w:t>
+      </w:r>
+      <w:proofErr w:type="gramStart"/>
+      <w:r>
+        <w:rPr>
+          <w:rFonts w:ascii="Times New Roman" w:hAnsi="Times New Roman" w:cs="Times New Roman"/>
+        </w:rPr>
+        <w:t>1 :</w:t>
+      </w:r>
+      <w:proofErr w:type="gramEnd"/>
+      <w:r>
+        <w:rPr>
+          <w:rFonts w:ascii="Times New Roman" w:hAnsi="Times New Roman" w:cs="Times New Roman"/>
+        </w:rPr>
+        <w:t xml:space="preserve"> “The system shall collect and store data for revenue.</w:t>
+      </w:r>
+      <w:r>
+        <w:rPr>
+          <w:rFonts w:ascii="Times New Roman" w:hAnsi="Times New Roman" w:cs="Times New Roman"/>
+        </w:rPr>
+        <w:t>”</w:t>
+      </w:r>
+    </w:p>
+    <w:p>
+      <w:pPr>
+        <w:pStyle w:val="ListParagraph"/>
+        <w:numPr>
+          <w:ilvl w:val="0"/>
+          <w:numId w:val="4"/>
+        </w:numPr>
+        <w:spacing w:line="360" w:lineRule="auto"/>
+        <w:ind w:left="1800"/>
+        <w:rPr>
+          <w:rFonts w:ascii="Times New Roman" w:hAnsi="Times New Roman" w:cs="Times New Roman"/>
+        </w:rPr>
+      </w:pPr>
+      <w:r>
+        <w:rPr>
+          <w:rFonts w:ascii="Times New Roman" w:hAnsi="Times New Roman" w:cs="Times New Roman"/>
+        </w:rPr>
+        <w:t>OP.D.</w:t>
+      </w:r>
+      <w:proofErr w:type="gramStart"/>
+      <w:r>
+        <w:rPr>
+          <w:rFonts w:ascii="Times New Roman" w:hAnsi="Times New Roman" w:cs="Times New Roman"/>
+        </w:rPr>
+        <w:t>2 :</w:t>
+      </w:r>
+      <w:proofErr w:type="gramEnd"/>
+      <w:r>
+        <w:rPr>
+          <w:rFonts w:ascii="Times New Roman" w:hAnsi="Times New Roman" w:cs="Times New Roman"/>
+        </w:rPr>
+        <w:t xml:space="preserve"> “The system shall calculate and store data for revenue contribution percentage for each menu item.”</w:t>
+      </w:r>
+    </w:p>
+    <w:p>
+      <w:pPr>
+        <w:spacing w:line="360" w:lineRule="auto"/>
+        <w:rPr>
+          <w:rFonts w:ascii="Times New Roman" w:hAnsi="Times New Roman" w:cs="Times New Roman"/>
+        </w:rPr>
+      </w:pPr>
+    </w:p>
+    <w:p>
+      <w:pPr>
+        <w:pStyle w:val="ListParagraph"/>
+        <w:numPr>
+          <w:ilvl w:val="0"/>
+          <w:numId w:val="4"/>
+        </w:numPr>
+        <w:spacing w:line="360" w:lineRule="auto"/>
+        <w:ind w:left="1800"/>
+        <w:rPr>
+          <w:rFonts w:ascii="Times New Roman" w:hAnsi="Times New Roman" w:cs="Times New Roman"/>
+        </w:rPr>
+      </w:pPr>
+      <w:proofErr w:type="gramStart"/>
+      <w:r>
+        <w:rPr>
+          <w:rFonts w:ascii="Times New Roman" w:hAnsi="Times New Roman" w:cs="Times New Roman"/>
+        </w:rPr>
+        <w:t>P.1 :</w:t>
+      </w:r>
+      <w:proofErr w:type="gramEnd"/>
+      <w:r>
+        <w:rPr>
+          <w:rFonts w:ascii="Times New Roman" w:hAnsi="Times New Roman" w:cs="Times New Roman"/>
+        </w:rPr>
         <w:t xml:space="preserve"> “</w:t>
       </w:r>
       <w:r>
         <w:rPr>
           <w:rFonts w:ascii="Times New Roman" w:hAnsi="Times New Roman" w:cs="Times New Roman"/>
         </w:rPr>
-        <w:t xml:space="preserve">Cooks shall view submitted orders </w:t>
-      </w:r>
+        <w:t>The development team shall ensure the user’s ability to use as few keystrokes and clicks as possible</w:t>
+      </w:r>
+      <w:r>
+        <w:rPr>
+          <w:rFonts w:ascii="Times New Roman" w:hAnsi="Times New Roman" w:cs="Times New Roman"/>
+        </w:rPr>
+        <w:t>.”</w:t>
+      </w:r>
+    </w:p>
+    <w:p>
+      <w:pPr>
+        <w:pStyle w:val="ListParagraph"/>
+        <w:numPr>
+          <w:ilvl w:val="0"/>
+          <w:numId w:val="4"/>
+        </w:numPr>
+        <w:spacing w:line="360" w:lineRule="auto"/>
+        <w:ind w:left="1800"/>
+        <w:rPr>
+          <w:rFonts w:ascii="Times New Roman" w:hAnsi="Times New Roman" w:cs="Times New Roman"/>
+        </w:rPr>
+      </w:pPr>
       <w:proofErr w:type="gramStart"/>
       <w:r>
         <w:rPr>
           <w:rFonts w:ascii="Times New Roman" w:hAnsi="Times New Roman" w:cs="Times New Roman"/>
         </w:rPr>
-        <w:t>and,</w:t>
-      </w:r>
-      <w:proofErr w:type="gramEnd"/>
-      <w:r>
-        <w:rPr>
-          <w:rFonts w:ascii="Times New Roman" w:hAnsi="Times New Roman" w:cs="Times New Roman"/>
-        </w:rPr>
-        <w:t xml:space="preserve"> once completed, clear the order and notify the appropriate waiter of the available item</w:t>
-      </w:r>
-      <w:r>
-        <w:rPr>
-          <w:rFonts w:ascii="Times New Roman" w:hAnsi="Times New Roman" w:cs="Times New Roman"/>
-        </w:rPr>
-        <w:t>.”</w:t>
-      </w:r>
-    </w:p>
-    <w:p>
-      <w:pPr>
-        <w:pStyle w:val="ListParagraph"/>
-        <w:numPr>
-          <w:ilvl w:val="0"/>
-          <w:numId w:val="4"/>
-        </w:numPr>
-        <w:spacing w:line="360" w:lineRule="auto"/>
-        <w:ind w:left="1800"/>
-        <w:rPr>
-          <w:rFonts w:ascii="Times New Roman" w:hAnsi="Times New Roman" w:cs="Times New Roman"/>
-        </w:rPr>
-      </w:pPr>
-      <w:r>
-        <w:rPr>
-          <w:rFonts w:ascii="Times New Roman" w:hAnsi="Times New Roman" w:cs="Times New Roman"/>
-        </w:rPr>
-        <w:t>OP.D.</w:t>
-      </w:r>
-      <w:proofErr w:type="gramStart"/>
-      <w:r>
-        <w:rPr>
-          <w:rFonts w:ascii="Times New Roman" w:hAnsi="Times New Roman" w:cs="Times New Roman"/>
-        </w:rPr>
-        <w:t>1 :</w:t>
-      </w:r>
-      <w:proofErr w:type="gramEnd"/>
-      <w:r>
-        <w:rPr>
-          <w:rFonts w:ascii="Times New Roman" w:hAnsi="Times New Roman" w:cs="Times New Roman"/>
-        </w:rPr>
-        <w:t xml:space="preserve"> “</w:t>
-      </w:r>
-      <w:r>
-        <w:rPr>
-          <w:rFonts w:ascii="Times New Roman" w:hAnsi="Times New Roman" w:cs="Times New Roman"/>
-        </w:rPr>
-        <w:t>The system shall collect and store data for revenue</w:t>
-      </w:r>
-      <w:r>
-        <w:rPr>
-          <w:rFonts w:ascii="Times New Roman" w:hAnsi="Times New Roman" w:cs="Times New Roman"/>
-        </w:rPr>
-        <w:t>.</w:t>
-      </w:r>
-      <w:r>
-        <w:rPr>
-          <w:rFonts w:ascii="Times New Roman" w:hAnsi="Times New Roman" w:cs="Times New Roman"/>
-        </w:rPr>
-        <w:t>“</w:t>
-      </w:r>
-    </w:p>
-    <w:p>
-      <w:pPr>
-        <w:pStyle w:val="ListParagraph"/>
-        <w:numPr>
-          <w:ilvl w:val="0"/>
-          <w:numId w:val="4"/>
-        </w:numPr>
-        <w:spacing w:line="360" w:lineRule="auto"/>
-        <w:ind w:left="1800"/>
-        <w:rPr>
-          <w:rFonts w:ascii="Times New Roman" w:hAnsi="Times New Roman" w:cs="Times New Roman"/>
-        </w:rPr>
-      </w:pPr>
-      <w:r>
-        <w:rPr>
-          <w:rFonts w:ascii="Times New Roman" w:hAnsi="Times New Roman" w:cs="Times New Roman"/>
-        </w:rPr>
-        <w:t>OP.D.</w:t>
-      </w:r>
-      <w:proofErr w:type="gramStart"/>
-      <w:r>
-        <w:rPr>
-          <w:rFonts w:ascii="Times New Roman" w:hAnsi="Times New Roman" w:cs="Times New Roman"/>
-        </w:rPr>
-        <w:t>2 :</w:t>
-      </w:r>
-      <w:proofErr w:type="gramEnd"/>
-      <w:r>
-        <w:rPr>
-          <w:rFonts w:ascii="Times New Roman" w:hAnsi="Times New Roman" w:cs="Times New Roman"/>
-        </w:rPr>
-        <w:t xml:space="preserve"> </w:t>
-      </w:r>
-      <w:r>
-        <w:rPr>
-          <w:rFonts w:ascii="Times New Roman" w:hAnsi="Times New Roman" w:cs="Times New Roman"/>
-        </w:rPr>
-        <w:t>“The system shall calculate and store data for revenue contribution percentage for each menu item.”</w:t>
-      </w:r>
-    </w:p>
-    <w:p>
-      <w:pPr>
-        <w:spacing w:line="360" w:lineRule="auto"/>
-        <w:rPr>
-          <w:rFonts w:ascii="Times New Roman" w:hAnsi="Times New Roman" w:cs="Times New Roman"/>
-        </w:rPr>
-      </w:pPr>
-    </w:p>
-    <w:p>
-      <w:pPr>
-        <w:pStyle w:val="ListParagraph"/>
-        <w:numPr>
-          <w:ilvl w:val="0"/>
-          <w:numId w:val="4"/>
-        </w:numPr>
-        <w:spacing w:line="360" w:lineRule="auto"/>
-        <w:ind w:left="1800"/>
-        <w:rPr>
-          <w:rFonts w:ascii="Times New Roman" w:hAnsi="Times New Roman" w:cs="Times New Roman"/>
-        </w:rPr>
-      </w:pPr>
-      <w:proofErr w:type="gramStart"/>
-      <w:r>
-        <w:rPr>
-          <w:rFonts w:ascii="Times New Roman" w:hAnsi="Times New Roman" w:cs="Times New Roman"/>
-        </w:rPr>
-        <w:t>P.1 :</w:t>
-      </w:r>
-      <w:proofErr w:type="gramEnd"/>
-      <w:r>
-        <w:rPr>
-          <w:rFonts w:ascii="Times New Roman" w:hAnsi="Times New Roman" w:cs="Times New Roman"/>
-        </w:rPr>
-        <w:t xml:space="preserve"> “</w:t>
-      </w:r>
-      <w:r>
-        <w:rPr>
-          <w:rFonts w:ascii="Times New Roman" w:hAnsi="Times New Roman" w:cs="Times New Roman"/>
-        </w:rPr>
-        <w:t xml:space="preserve">The development team shall ensure the user’s ability to use as few </w:t>
-      </w:r>
-      <w:r>
-        <w:rPr>
-          <w:rFonts w:ascii="Times New Roman" w:hAnsi="Times New Roman" w:cs="Times New Roman"/>
-        </w:rPr>
-        <w:t>keystrokes</w:t>
-      </w:r>
-      <w:r>
-        <w:rPr>
-          <w:rFonts w:ascii="Times New Roman" w:hAnsi="Times New Roman" w:cs="Times New Roman"/>
-        </w:rPr>
-        <w:t xml:space="preserve"> and clicks as possible</w:t>
-      </w:r>
-      <w:r>
-        <w:rPr>
-          <w:rFonts w:ascii="Times New Roman" w:hAnsi="Times New Roman" w:cs="Times New Roman"/>
-        </w:rPr>
-        <w:t>.”</w:t>
-      </w:r>
-    </w:p>
-    <w:p>
-      <w:pPr>
-        <w:pStyle w:val="ListParagraph"/>
-        <w:numPr>
-          <w:ilvl w:val="0"/>
-          <w:numId w:val="4"/>
-        </w:numPr>
-        <w:spacing w:line="360" w:lineRule="auto"/>
-        <w:ind w:left="1800"/>
-        <w:rPr>
-          <w:rFonts w:ascii="Times New Roman" w:hAnsi="Times New Roman" w:cs="Times New Roman"/>
-        </w:rPr>
-      </w:pPr>
-      <w:proofErr w:type="gramStart"/>
-      <w:r>
-        <w:rPr>
-          <w:rFonts w:ascii="Times New Roman" w:hAnsi="Times New Roman" w:cs="Times New Roman"/>
-        </w:rPr>
-        <w:t>P</w:t>
-      </w:r>
-      <w:r>
-        <w:rPr>
-          <w:rFonts w:ascii="Times New Roman" w:hAnsi="Times New Roman" w:cs="Times New Roman"/>
-        </w:rPr>
-        <w:t>.2 :</w:t>
+        <w:t>P.2 :</w:t>
       </w:r>
       <w:proofErr w:type="gramEnd"/>
       <w:r>
